--- a/05_ReLoop_Utensil/YunusCompetition/ReLoop_Official_Proposal_CH.docx
+++ b/05_ReLoop_Utensil/YunusCompetition/ReLoop_Official_Proposal_CH.docx
@@ -212,7 +212,7 @@
           <w:sz w:val="24"/>
           <w:szCs w:val="24"/>
         </w:rPr>
-        <w:t xml:space="preserve">核心商業模式為「服務費制」。下表顯示 ReLoop 較傳統一次性餐盒節省約 20% 成本：</w:t>
+        <w:t xml:space="preserve">核心商業模式為「服務費制」。下表顯示 ReLoop 在小規模試點與大規模運作下，皆能為學餐節省成本：</w:t>
       </w:r>
     </w:p>
     <w:tbl>
@@ -250,7 +250,7 @@
                 <w:sz w:val="20"/>
                 <w:szCs w:val="20"/>
               </w:rPr>
-              <w:t xml:space="preserve">成本項目</w:t>
+              <w:t xml:space="preserve">日服務量</w:t>
             </w:r>
           </w:p>
         </w:tc>
@@ -270,7 +270,7 @@
                 <w:sz w:val="20"/>
                 <w:szCs w:val="20"/>
               </w:rPr>
-              <w:t xml:space="preserve">一次性餐盒</w:t>
+              <w:t xml:space="preserve">一次性餐盒總成本</w:t>
             </w:r>
           </w:p>
         </w:tc>
@@ -290,7 +290,7 @@
                 <w:sz w:val="20"/>
                 <w:szCs w:val="20"/>
               </w:rPr>
-              <w:t xml:space="preserve">ReLoop 服務</w:t>
+              <w:t xml:space="preserve">ReLoop 服務成本</w:t>
             </w:r>
           </w:p>
         </w:tc>
@@ -310,7 +310,7 @@
                 <w:sz w:val="20"/>
                 <w:szCs w:val="20"/>
               </w:rPr>
-              <w:t xml:space="preserve">節省比例</w:t>
+              <w:t xml:space="preserve">每日節省額</w:t>
             </w:r>
           </w:p>
         </w:tc>
@@ -327,7 +327,7 @@
                 <w:sz w:val="20"/>
                 <w:szCs w:val="20"/>
               </w:rPr>
-              <w:t xml:space="preserve">採購成本 (每份)</w:t>
+              <w:t xml:space="preserve">100 份 (試點)</w:t>
             </w:r>
           </w:p>
         </w:tc>
@@ -342,7 +342,7 @@
                 <w:sz w:val="20"/>
                 <w:szCs w:val="20"/>
               </w:rPr>
-              <w:t xml:space="preserve">NT$5.0 (平均)</w:t>
+              <w:t xml:space="preserve">NT$520</w:t>
             </w:r>
           </w:p>
         </w:tc>
@@ -357,7 +357,7 @@
                 <w:sz w:val="20"/>
                 <w:szCs w:val="20"/>
               </w:rPr>
-              <w:t xml:space="preserve">NT$4.0 (服務費)</w:t>
+              <w:t xml:space="preserve">NT$400</w:t>
             </w:r>
           </w:p>
         </w:tc>
@@ -372,7 +372,7 @@
                 <w:sz w:val="20"/>
                 <w:szCs w:val="20"/>
               </w:rPr>
-              <w:t xml:space="preserve">20% ⬇</w:t>
+              <w:t xml:space="preserve">NT$120 💰</w:t>
             </w:r>
           </w:p>
         </w:tc>
@@ -389,7 +389,7 @@
                 <w:sz w:val="20"/>
                 <w:szCs w:val="20"/>
               </w:rPr>
-              <w:t xml:space="preserve">垃圾處理費 (每份)</w:t>
+              <w:t xml:space="preserve">1,000 份 (規模)</w:t>
             </w:r>
           </w:p>
         </w:tc>
@@ -404,7 +404,7 @@
                 <w:sz w:val="20"/>
                 <w:szCs w:val="20"/>
               </w:rPr>
-              <w:t xml:space="preserve">NT$0.2</w:t>
+              <w:t xml:space="preserve">NT$5,200</w:t>
             </w:r>
           </w:p>
         </w:tc>
@@ -419,7 +419,7 @@
                 <w:sz w:val="20"/>
                 <w:szCs w:val="20"/>
               </w:rPr>
-              <w:t xml:space="preserve">NT$0.0</w:t>
+              <w:t xml:space="preserve">NT$4,000</w:t>
             </w:r>
           </w:p>
         </w:tc>
@@ -434,7 +434,7 @@
                 <w:sz w:val="20"/>
                 <w:szCs w:val="20"/>
               </w:rPr>
-              <w:t xml:space="preserve">100% ⬇</w:t>
+              <w:t xml:space="preserve">NT$1,200 🚀</w:t>
             </w:r>
           </w:p>
         </w:tc>
@@ -451,7 +451,7 @@
                 <w:sz w:val="20"/>
                 <w:szCs w:val="20"/>
               </w:rPr>
-              <w:t xml:space="preserve">每日總成本 (1,000份)</w:t>
+              <w:t xml:space="preserve">年節省 (300天)</w:t>
             </w:r>
           </w:p>
         </w:tc>
@@ -466,7 +466,7 @@
                 <w:sz w:val="20"/>
                 <w:szCs w:val="20"/>
               </w:rPr>
-              <w:t xml:space="preserve">NT$5,200</w:t>
+              <w:t xml:space="preserve">NT$1,560,000</w:t>
             </w:r>
           </w:p>
         </w:tc>
@@ -481,7 +481,7 @@
                 <w:sz w:val="20"/>
                 <w:szCs w:val="20"/>
               </w:rPr>
-              <w:t xml:space="preserve">NT$4,000</w:t>
+              <w:t xml:space="preserve">NT$1,200,000</w:t>
             </w:r>
           </w:p>
         </w:tc>
@@ -496,7 +496,7 @@
                 <w:sz w:val="20"/>
                 <w:szCs w:val="20"/>
               </w:rPr>
-              <w:t xml:space="preserve">NT$1,200 💰</w:t>
+              <w:t xml:space="preserve">NT$360,000 🥇</w:t>
             </w:r>
           </w:p>
         </w:tc>

--- a/05_ReLoop_Utensil/YunusCompetition/ReLoop_Official_Proposal_CH.docx
+++ b/05_ReLoop_Utensil/YunusCompetition/ReLoop_Official_Proposal_CH.docx
@@ -212,7 +212,7 @@
           <w:sz w:val="24"/>
           <w:szCs w:val="24"/>
         </w:rPr>
-        <w:t xml:space="preserve">核心商業模式為「服務費制」。下表顯示 ReLoop 在小規模試點與大規模運作下，皆能為學餐節省成本：</w:t>
+        <w:t xml:space="preserve">核心商業模式為「服務費制」。本計畫透過與校方達成「零租金合作」，利用校內閒置空間進行清洗與儲存，以換取校方垃圾處理成本的降低。</w:t>
       </w:r>
     </w:p>
     <w:tbl>
@@ -603,7 +603,7 @@
           <w:sz w:val="24"/>
           <w:szCs w:val="24"/>
         </w:rPr>
-        <w:t xml:space="preserve">Phase 0 試點預計內部報酬率 (IRR) 達 42%，淨現值 (NPV) 為正值。財務體質健全，具備跨校複製潛力。</w:t>
+        <w:t xml:space="preserve">Phase 0 試點在保守估計下（時薪 NT$196，每日 2 小時工時），內部報酬率 (IRR) 達 42%，預計 1.2 年內達成盈虧平衡。財務體質健全，具備跨校複製潛力。</w:t>
       </w:r>
     </w:p>
     <w:p>
